--- a/블로그글작성/판례/폐기물_대법원_시리즈/판례_대법원2014두11038_폐기물파쇄시설.docx
+++ b/블로그글작성/판례/폐기물_대법원_시리즈/판례_대법원2014두11038_폐기물파쇄시설.docx
@@ -359,7 +359,7 @@
           <w:rFonts w:ascii="맑은 고딕" w:hAnsi="맑은 고딕" w:eastAsia="맑은 고딕" w:cs="맑은 고딕"/>
           <w:color w:val="000000"/>
         </w:rPr>
-        <w:t>처분의 경위</w:t>
+        <w:t>① 처분의 경위 원고는 2011년도 재산세 과세기준일(2011. 6. 1.) 현재 00시 000구 00동 273 외 12필지 합계 72,883㎡의 토지(이하 ‘이 사건 토지’라 한다)를 소유하면서 위 지상에 파쇄시설(분리·선별시설 포함, 이하 같다) 및 보관시설 등을 갖추고 건설폐기물 중간처리업을 영위하고 있다.</w:t>
       </w:r>
       <w:r>
         <w:rPr>
@@ -373,7 +373,7 @@
           <w:rFonts w:ascii="맑은 고딕" w:hAnsi="맑은 고딕" w:eastAsia="맑은 고딕" w:cs="맑은 고딕"/>
           <w:color w:val="000000"/>
         </w:rPr>
-        <w:t>(1) 원고는 2011년도 재산세 과세기준일(2011. 6. 1.) 현재 00시 000구 00동 273 외 12필지 합계 72,883㎡의 토지(이하 ‘이 사건 토지’라 한다)를 소유하면서 위 지상에 파쇄시설(분리·선별시설 포함, 이하 같다) 및 보관시설 등을 갖추고 건설폐기물 중간처리업을 영위하고 있다.</w:t>
+        <w:t>② 피고는 이 사건 토지 중 68,449㎡는 종합합산과세대상으로, 1,568㎡는 별도합산과세대상으로, 2,866㎡는 과세면제대상으로 구분하고, 위 구분에 따라 2011. 9. 6. 원고에게 재산세 88,470,090원, 지방교육세 17,694,010원을 부과·고지하였다.</w:t>
       </w:r>
       <w:r>
         <w:rPr>
@@ -387,7 +387,7 @@
           <w:rFonts w:ascii="맑은 고딕" w:hAnsi="맑은 고딕" w:eastAsia="맑은 고딕" w:cs="맑은 고딕"/>
           <w:color w:val="000000"/>
         </w:rPr>
-        <w:t>(2) 피고는 이 사건 토지 중 68,449㎡는 종합합산과세대상으로, 1,568㎡는 별도합산과세대상으로, 2,866㎡는 과세면제대상으로 구분하고, 위 구분에 따라 2011. 9. 6. 원고에게 재산세 88,470,090원, 지방교육세 17,694,010원을 부과·고지하였다.</w:t>
+        <w:t>③ 원고는 이에 불복하여 2011. 9. 23. 이의신청을 거쳐, 2011. 12. 16. 이 사건 토지 중 파쇄시설, 보관시설, 건축물의 부속토지는 별도합산과세대상으로 구분되어야 한다고 주장하며 조세심판원에 심판청구를 제기하였다.</w:t>
       </w:r>
       <w:r>
         <w:rPr>
@@ -401,7 +401,7 @@
           <w:rFonts w:ascii="맑은 고딕" w:hAnsi="맑은 고딕" w:eastAsia="맑은 고딕" w:cs="맑은 고딕"/>
           <w:color w:val="000000"/>
         </w:rPr>
-        <w:t>(3) 원고는 이에 불복하여 2011. 9. 23. 이의신청을 거쳐, 2011. 12. 16. 이 사건 토지 중 파쇄시설, 보관시설, 건축물의 부속토지는 별도합산과세대상으로 구분되어야 한다고 주장하며 조세심판원에 심판청구를 제기하였다.</w:t>
+        <w:t>④ 조세심판원은 원고의 위 주장을 일부 받아들여 2012. 10. 4. ‘00시 000구 00동 273-1 및 273-3에 소재하는 건축물(바닥면적 1,211.82㎡)의 부속토지는 당해 건축물의 바닥면적에「지방세법 시행령」제101조제2항에서 규정한 용도지역별 적용배율을 곱하여 산출한 면적으로 하여 그 과세표준과 세액을 경정하고, 00시 000구 00동 273-5 일대에 소재하는 보관시설(수평투영면적 900㎡)은「지방세법 시행령」제5조제1항 제2호에서 규정한 저장시설로 보아 그 수평투영면적에「지방세법 시행령」제101조제2항에서 규정한 용도지역별 적용배율을 곱한 토지 면적을 별도합산 과세대상으로 하여 그 과세표준과 세액을 경정한다.</w:t>
       </w:r>
       <w:r>
         <w:rPr>
@@ -415,7 +415,7 @@
           <w:rFonts w:ascii="맑은 고딕" w:hAnsi="맑은 고딕" w:eastAsia="맑은 고딕" w:cs="맑은 고딕"/>
           <w:color w:val="000000"/>
         </w:rPr>
-        <w:t>(4) 조세심판원은 원고의 위 주장을 일부 받아들여 2012. 10. 4. ‘00시 000구 00동 273-1 및 273-3에 소재하는 건축물(바닥면적 1,211.82㎡)의 부속토지는 당해 건축물의 바닥면적에「지방세법 시행령」제101조제2항에서 규정한 용도지역별 적용배율을 곱하여 산출한 면적으로 하여 그 과세표준과 세액을 경정하고, 00시 000구 00동 273-5 일대에 소재하는 보관시설(수평투영면적 900㎡)은「지방세법 시행령」제5조제1항 제2호에서 규정한 저장시설로 보아 그 수평투영면적에「지방세법 시행령」제101조제2항에서 규정한 용도지역별 적용배율을 곱한 토지 면적을 별도합산 과세대상으로 하여 그 과세표준과 세액을 경정한다. 나머지 심판청구는 기각한다’는 결정을 하였다.</w:t>
+        <w:t>⑤ 나머지 심판청구는 기각한다’는 결정을 하였다.</w:t>
       </w:r>
       <w:r>
         <w:rPr>
@@ -429,49 +429,7 @@
           <w:rFonts w:ascii="맑은 고딕" w:hAnsi="맑은 고딕" w:eastAsia="맑은 고딕" w:cs="맑은 고딕"/>
           <w:color w:val="000000"/>
         </w:rPr>
-        <w:t>(5) 피고는 조세심판원의 위 결정 취지에 따라 이 사건 토지 중 56,153㎡는 종합합산과세대상으로, 12,393㎡는 별도합산과세대상으로, 4,337㎡는 과세면제대상으로 다시 구분하여 원고에 대한 재산세를 80,312,920원으로, 지방교육세를 16,062,580원으로 감액 경정하였다(원고에 대한 위 2011. 9. 6.자 재산세 및 지방교육세 부과처분 중 위와 같이 감액되고 남은 부분을 이하 ‘이 사건 처분’이라 한다).</w:t>
-      </w:r>
-      <w:r>
-        <w:rPr>
-          <w:rFonts w:ascii="맑은 고딕" w:hAnsi="맑은 고딕" w:eastAsia="맑은 고딕" w:cs="맑은 고딕"/>
-          <w:color w:val="000000"/>
-        </w:rPr>
-        <w:br/>
-      </w:r>
-      <w:r>
-        <w:rPr>
-          <w:rFonts w:ascii="맑은 고딕" w:hAnsi="맑은 고딕" w:eastAsia="맑은 고딕" w:cs="맑은 고딕"/>
-          <w:color w:val="000000"/>
-        </w:rPr>
-        <w:t>[인정근거] 다툼 없는 사실, 갑 제1 내지 4, 7호증(각 가지번호 포함)의 각 기재, 변론 전체의 취지</w:t>
-      </w:r>
-      <w:r>
-        <w:rPr>
-          <w:rFonts w:ascii="맑은 고딕" w:hAnsi="맑은 고딕" w:eastAsia="맑은 고딕" w:cs="맑은 고딕"/>
-          <w:color w:val="000000"/>
-        </w:rPr>
-        <w:br/>
-      </w:r>
-      <w:r>
-        <w:rPr>
-          <w:rFonts w:ascii="맑은 고딕" w:hAnsi="맑은 고딕" w:eastAsia="맑은 고딕" w:cs="맑은 고딕"/>
-          <w:color w:val="000000"/>
-        </w:rPr>
-        <w:t>기초사실</w:t>
-      </w:r>
-      <w:r>
-        <w:rPr>
-          <w:rFonts w:ascii="맑은 고딕" w:hAnsi="맑은 고딕" w:eastAsia="맑은 고딕" w:cs="맑은 고딕"/>
-          <w:color w:val="000000"/>
-        </w:rPr>
-        <w:br/>
-      </w:r>
-      <w:r>
-        <w:rPr>
-          <w:rFonts w:ascii="맑은 고딕" w:hAnsi="맑은 고딕" w:eastAsia="맑은 고딕" w:cs="맑은 고딕"/>
-          <w:color w:val="000000"/>
-        </w:rPr>
-        <w:t>(1) 이 사건 토지 중 00시 000구 00동 725-1 지상에는 바닥면적 244.8㎡의 사무실 건물(이하 ‘이 사건 사무실’이라 한다)이, 같은 동 273-1 지상에는 바닥면적 693.44㎡의 기업연구소 건물(이하 ‘이 사건 기업연구소’라 한다)이, 같은 동 …</w:t>
+        <w:t>⑥ 피고는 조세심판원의 위 결정 취지에 따라 이 사건 토지 중 56,153㎡는 종합합산과세대상으로, 12,393㎡는 별도합산과세대상으로, 4,337㎡는 과세면제대상으로 다시 구분하여 원고에 대한 재산세를 80,312,920원으로, 지방교육세를 16,062,580원으로 감액 경정하였다(원고에 대한 위 2011. 9. 6.자 재산세 및 지방교육세 부과처분 중 위와 같이 감액되고 남은 부분을 이하 ‘이 사건 처분’이라 한다). [인정근거] 다툼 없는 사실, 갑 제1 내지 4, 7호증(각 가지번호 포함)의 각 기재, 변론 전체의 취지 기초사실 이 사건 토지 중 00시 000구 00동 725-1 지상에는 바닥면적 244.8㎡의 사무실 건물(이하 ‘이 사건 사무실’이라 한다)이, 같은 동 273-1 지상에는 바닥면적 693.44㎡의 기업연구소 건물(이하 ‘이 사건 기업연구소’라 한다)이, 같은 동 …</w:t>
       </w:r>
     </w:p>
     <w:p>
@@ -511,7 +469,7 @@
           <w:rFonts w:ascii="맑은 고딕" w:hAnsi="맑은 고딕" w:eastAsia="맑은 고딕" w:cs="맑은 고딕"/>
           <w:color w:val="000000"/>
         </w:rPr>
-        <w:t>토지에 콘크리트 포장을 한 것(가림막을 추가하였다 하여 달리 볼 것은 아니다)에 불과하여 토지의 정착물로서 그 구성부분이 될 뿐, 이 사건 건물과 일체가 되어 건물의 이용에 필요·불가결한 시설물이라고 보기는 어렵다(원고가 추가로 들고 있는 건축법 시행령 제3조의4 별표 1의 규정은 건축법 제2조 제1항 제2호의 건축물에 해당함을 전제로 위 건축물의 용도를 구분하기 위한 규정에 지나지 않는다).</w:t>
+        <w:t>① 토지에 콘크리트 포장을 한 것(가림막을 추가하였다 하여 달리 볼 것은 아니다)에 불과하여 토지의 정착물로서 그 구성부분이 될 뿐, 이 사건 건물과 일체가 되어 건물의 이용에 필요·불가결한 시설물이라고 보기는 어렵다(원고가 추가로 들고 있는 건축법 시행령 제3조의4 별표 1의 규정은 건축법 제2조 제1항 제2호의 건축물에 해당함을 전제로 위 건축물의 용도를 구분하기 위한 규정에 지나지 않는다). 따라서 원고의 이 부분 주장은 이유 없다.</w:t>
       </w:r>
       <w:r>
         <w:rPr>
@@ -525,7 +483,7 @@
           <w:rFonts w:ascii="맑은 고딕" w:hAnsi="맑은 고딕" w:eastAsia="맑은 고딕" w:cs="맑은 고딕"/>
           <w:color w:val="000000"/>
         </w:rPr>
-        <w:t>따라서 원고의 이 부분 주장은 이유 없다.</w:t>
+        <w:t>② 다음으로 이 사건 보관시설을「지방세법 시행령」제5조제1항 제2호의 옥외저장시설로 보아 별도합산과세대상으로 구분하는 것이 가능한지 살피도록 한다.「지방세법」제6조제4호가 "토지에 정착하거나 지하 또는 다른 구조물에 설치하는 저장시설"도 건축물에 해당한다고 규정하고 있음은 앞서 본 바와 같다.</w:t>
       </w:r>
       <w:r>
         <w:rPr>
@@ -539,7 +497,7 @@
           <w:rFonts w:ascii="맑은 고딕" w:hAnsi="맑은 고딕" w:eastAsia="맑은 고딕" w:cs="맑은 고딕"/>
           <w:color w:val="000000"/>
         </w:rPr>
-        <w:t>2) 다음으로 이 사건 보관시설을「지방세법 시행령」제5조제1항 제2호의 옥외저장시설로 보아 별도합산과세대상으로 구분하는 것이 가능한지 살피도록 한다.「지방세법」제6조제4호가 "토지에 정착하거나 지하 또는 다른 구조물에 설치하는 저장시설"도 건축물에 해당한다고 규정하고 있음은 앞서 본 바와 같다. 또한,「지방세법 시행령」제5조제1항 제2호는 위 저장시설을 "수조, 저유조, 저장창고, 저장조 등의 옥외저장시설(다른 시설과 유기적으로 관련되어 있고 일시적으로 저장기능을 하는 시설을 포함한다)"이라고 정의하고 있다. 한편 위 규정에 따라 독립된 취득세, 재산세의 과세대상이 되기 위해서는 토지와 구분되는 일정 시설이 존재할 것을 요하는데, 이 사건 보관시설의 경우 토지에 콘크리트 포장을 한 것으로서 토지 구성부분에 지나지 않음은 앞서 본 바와 같다.</w:t>
+        <w:t>③ 또한,「지방세법 시행령」제5조제1항 제2호는 위 저장시설을 "수조, 저유조, 저장창고, 저장조 등의 옥외저장시설(다른 시설과 유기적으로 관련되어 있고 일시적으로 저장기능을 하는 시설을 포함한다)"이라고 정의하고 있다.</w:t>
       </w:r>
       <w:r>
         <w:rPr>
@@ -553,7 +511,7 @@
           <w:rFonts w:ascii="맑은 고딕" w:hAnsi="맑은 고딕" w:eastAsia="맑은 고딕" w:cs="맑은 고딕"/>
           <w:color w:val="000000"/>
         </w:rPr>
-        <w:t>따라서 원고의 이 부분 주장도 이유 없다.</w:t>
+        <w:t>④ 한편 위 규정에 따라 독립된 취득세, 재산세의 과세대상이 되기 위해서는 토지와 구분되는 일정 시설이 존재할 것을 요하는데, 이 사건 보관시설의 경우 토지에 콘크리트 포장을 한 것으로서 토지 구성부분에 지나지 않음은 앞서 본 바와 같다.</w:t>
       </w:r>
       <w:r>
         <w:rPr>
@@ -567,7 +525,7 @@
           <w:rFonts w:ascii="맑은 고딕" w:hAnsi="맑은 고딕" w:eastAsia="맑은 고딕" w:cs="맑은 고딕"/>
           <w:color w:val="000000"/>
         </w:rPr>
-        <w:t>3. 결 론</w:t>
+        <w:t>⑤ 따라서 원고의 이 부분 주장도 이유 없다.</w:t>
       </w:r>
       <w:r>
         <w:rPr>
@@ -581,7 +539,7 @@
           <w:rFonts w:ascii="맑은 고딕" w:hAnsi="맑은 고딕" w:eastAsia="맑은 고딕" w:cs="맑은 고딕"/>
           <w:color w:val="000000"/>
         </w:rPr>
-        <w:t>그렇다면, 원고의 이 사건 청구는 이유 없으므로 이를 기각하기로 하여 주문과 같이 판결한다.</w:t>
+        <w:t>⑥ 결 론 그렇다면, 원고의 이 사건 청구는 이유 없으므로 이를 기각하기로 하여 주문과 같이 판결한다. ---------------------------------------------------------------------------- 【관계법령】 ■ 지방세법 제104조(정의) 재산세에서 사용하는 용어의 뜻은 다음과 같다. "건축물"이란 제6조 제4호에 따른 건축물을 말한다.</w:t>
       </w:r>
       <w:r>
         <w:rPr>
@@ -595,7 +553,7 @@
           <w:rFonts w:ascii="맑은 고딕" w:hAnsi="맑은 고딕" w:eastAsia="맑은 고딕" w:cs="맑은 고딕"/>
           <w:color w:val="000000"/>
         </w:rPr>
-        <w:t>----------------------------------------------------------------------------</w:t>
+        <w:t>⑦ 제6조(정의) 취득세에서 사용하는 용어의 뜻은 다음 각 호와 같다. "건축물"이란「건축법」 제2조제1항 제2호에 따른 건축물(이와 유사한 형태의 건축물을 포함한다)과 토지에 정착하거나 지하 또는 다른 구조물에 설치하는 레저시설, 저장시설, 도크(dock)시설, 접안시설, 도관시설, 급수·배수시설, 에너지 공급시설 및 그 밖에 이와 유사한 시설(이에 딸린 시설을 포함한다)로서 대통령령으로 정하는 것을 말한다.</w:t>
       </w:r>
       <w:r>
         <w:rPr>
@@ -609,7 +567,7 @@
           <w:rFonts w:ascii="맑은 고딕" w:hAnsi="맑은 고딕" w:eastAsia="맑은 고딕" w:cs="맑은 고딕"/>
           <w:color w:val="000000"/>
         </w:rPr>
-        <w:t>【관계법령】</w:t>
+        <w:t>⑧ 제106조(과세대상의 구분) ① 토지에 대한 재산세 과세대상은 다음 각 호에 따라 종합합산과세대상, 별도합산과세대상 및 분리과세대상으로 구분한다.</w:t>
       </w:r>
       <w:r>
         <w:rPr>
@@ -623,7 +581,7 @@
           <w:rFonts w:ascii="맑은 고딕" w:hAnsi="맑은 고딕" w:eastAsia="맑은 고딕" w:cs="맑은 고딕"/>
           <w:color w:val="000000"/>
         </w:rPr>
-        <w:t>■ 지방세법</w:t>
+        <w:t>⑨ 별도합산과세대상: 과세기준일 현재 납세의무자가 소유하고 있는 토지 중 다음 각 목의 어느 하나에 해당하는 토지. 다만, 제1호가목 및 나목에 따른 토지는 별도합산과세대상으로 보지 아니한다.</w:t>
       </w:r>
       <w:r>
         <w:rPr>
@@ -637,7 +595,7 @@
           <w:rFonts w:ascii="맑은 고딕" w:hAnsi="맑은 고딕" w:eastAsia="맑은 고딕" w:cs="맑은 고딕"/>
           <w:color w:val="000000"/>
         </w:rPr>
-        <w:t>제104조(정의)</w:t>
+        <w:t>⑩ 공장용 건축물의 부속토지 등 대통령령으로 정하는 건축물의 부속토지 ■ 지방세법 시행령 제5조(시설의 범위) ① 법 제6조 제4호에 따른 레저시설, 저장시설, 도크(dock)시설, 접안시설, 도관시설, 급수·배수시설 및 에너지 공급시설은 다음 각 호에서 정하는 시설로 한다.</w:t>
       </w:r>
       <w:r>
         <w:rPr>
@@ -651,273 +609,7 @@
           <w:rFonts w:ascii="맑은 고딕" w:hAnsi="맑은 고딕" w:eastAsia="맑은 고딕" w:cs="맑은 고딕"/>
           <w:color w:val="000000"/>
         </w:rPr>
-        <w:t>재산세에서 사용하는 용어의 뜻은 다음과 같다.</w:t>
-      </w:r>
-      <w:r>
-        <w:rPr>
-          <w:rFonts w:ascii="맑은 고딕" w:hAnsi="맑은 고딕" w:eastAsia="맑은 고딕" w:cs="맑은 고딕"/>
-          <w:color w:val="000000"/>
-        </w:rPr>
-        <w:br/>
-      </w:r>
-      <w:r>
-        <w:rPr>
-          <w:rFonts w:ascii="맑은 고딕" w:hAnsi="맑은 고딕" w:eastAsia="맑은 고딕" w:cs="맑은 고딕"/>
-          <w:color w:val="000000"/>
-        </w:rPr>
-        <w:t>2. "건축물"이란 제6조 제4호에 따른 건축물을 말한다.</w:t>
-      </w:r>
-      <w:r>
-        <w:rPr>
-          <w:rFonts w:ascii="맑은 고딕" w:hAnsi="맑은 고딕" w:eastAsia="맑은 고딕" w:cs="맑은 고딕"/>
-          <w:color w:val="000000"/>
-        </w:rPr>
-        <w:br/>
-      </w:r>
-      <w:r>
-        <w:rPr>
-          <w:rFonts w:ascii="맑은 고딕" w:hAnsi="맑은 고딕" w:eastAsia="맑은 고딕" w:cs="맑은 고딕"/>
-          <w:color w:val="000000"/>
-        </w:rPr>
-        <w:t>제6조(정의)</w:t>
-      </w:r>
-      <w:r>
-        <w:rPr>
-          <w:rFonts w:ascii="맑은 고딕" w:hAnsi="맑은 고딕" w:eastAsia="맑은 고딕" w:cs="맑은 고딕"/>
-          <w:color w:val="000000"/>
-        </w:rPr>
-        <w:br/>
-      </w:r>
-      <w:r>
-        <w:rPr>
-          <w:rFonts w:ascii="맑은 고딕" w:hAnsi="맑은 고딕" w:eastAsia="맑은 고딕" w:cs="맑은 고딕"/>
-          <w:color w:val="000000"/>
-        </w:rPr>
-        <w:t>취득세에서 사용하는 용어의 뜻은 다음 각 호와 같다.</w:t>
-      </w:r>
-      <w:r>
-        <w:rPr>
-          <w:rFonts w:ascii="맑은 고딕" w:hAnsi="맑은 고딕" w:eastAsia="맑은 고딕" w:cs="맑은 고딕"/>
-          <w:color w:val="000000"/>
-        </w:rPr>
-        <w:br/>
-      </w:r>
-      <w:r>
-        <w:rPr>
-          <w:rFonts w:ascii="맑은 고딕" w:hAnsi="맑은 고딕" w:eastAsia="맑은 고딕" w:cs="맑은 고딕"/>
-          <w:color w:val="000000"/>
-        </w:rPr>
-        <w:t>4. "건축물"이란「건축법」 제2조제1항 제2호에 따른 건축물(이와 유사한 형태의 건축물을 포함한다)과 토지에 정착하거나 지하 또는 다른 구조물에 설치하는 레저시설, 저장시설, 도크(dock)시설, 접안시설, 도관시설, 급수·배수시설, 에너지 공급시설 및 그 밖에 이와 유사한 시설(이에 딸린 시설을 포함한다)로서 대통령령으로 정하는 것을 말한다.</w:t>
-      </w:r>
-      <w:r>
-        <w:rPr>
-          <w:rFonts w:ascii="맑은 고딕" w:hAnsi="맑은 고딕" w:eastAsia="맑은 고딕" w:cs="맑은 고딕"/>
-          <w:color w:val="000000"/>
-        </w:rPr>
-        <w:br/>
-      </w:r>
-      <w:r>
-        <w:rPr>
-          <w:rFonts w:ascii="맑은 고딕" w:hAnsi="맑은 고딕" w:eastAsia="맑은 고딕" w:cs="맑은 고딕"/>
-          <w:color w:val="000000"/>
-        </w:rPr>
-        <w:t>제106조(과세대상의 구분)</w:t>
-      </w:r>
-      <w:r>
-        <w:rPr>
-          <w:rFonts w:ascii="맑은 고딕" w:hAnsi="맑은 고딕" w:eastAsia="맑은 고딕" w:cs="맑은 고딕"/>
-          <w:color w:val="000000"/>
-        </w:rPr>
-        <w:br/>
-      </w:r>
-      <w:r>
-        <w:rPr>
-          <w:rFonts w:ascii="맑은 고딕" w:hAnsi="맑은 고딕" w:eastAsia="맑은 고딕" w:cs="맑은 고딕"/>
-          <w:color w:val="000000"/>
-        </w:rPr>
-        <w:t>① 토지에 대한 재산세 과세대상은 다음 각 호에 따라 종합합산과세대상, 별도합산과세대상 및 분리과세대상으로 구분한다.</w:t>
-      </w:r>
-      <w:r>
-        <w:rPr>
-          <w:rFonts w:ascii="맑은 고딕" w:hAnsi="맑은 고딕" w:eastAsia="맑은 고딕" w:cs="맑은 고딕"/>
-          <w:color w:val="000000"/>
-        </w:rPr>
-        <w:br/>
-      </w:r>
-      <w:r>
-        <w:rPr>
-          <w:rFonts w:ascii="맑은 고딕" w:hAnsi="맑은 고딕" w:eastAsia="맑은 고딕" w:cs="맑은 고딕"/>
-          <w:color w:val="000000"/>
-        </w:rPr>
-        <w:t>2. 별도합산과세대상: 과세기준일 현재 납세의무자가 소유하고 있는 토지 중 다음 각 목의 어느 하나에 해당하는 토지. 다만, 제1호가목 및 나목에 따른 토지는 별도합산과세대상으로 보지 아니한다.</w:t>
-      </w:r>
-      <w:r>
-        <w:rPr>
-          <w:rFonts w:ascii="맑은 고딕" w:hAnsi="맑은 고딕" w:eastAsia="맑은 고딕" w:cs="맑은 고딕"/>
-          <w:color w:val="000000"/>
-        </w:rPr>
-        <w:br/>
-      </w:r>
-      <w:r>
-        <w:rPr>
-          <w:rFonts w:ascii="맑은 고딕" w:hAnsi="맑은 고딕" w:eastAsia="맑은 고딕" w:cs="맑은 고딕"/>
-          <w:color w:val="000000"/>
-        </w:rPr>
-        <w:t>가. 공장용 건축물의 부속토지 등 대통령령으로 정하는 건축물의 부속토지</w:t>
-      </w:r>
-      <w:r>
-        <w:rPr>
-          <w:rFonts w:ascii="맑은 고딕" w:hAnsi="맑은 고딕" w:eastAsia="맑은 고딕" w:cs="맑은 고딕"/>
-          <w:color w:val="000000"/>
-        </w:rPr>
-        <w:br/>
-      </w:r>
-      <w:r>
-        <w:rPr>
-          <w:rFonts w:ascii="맑은 고딕" w:hAnsi="맑은 고딕" w:eastAsia="맑은 고딕" w:cs="맑은 고딕"/>
-          <w:color w:val="000000"/>
-        </w:rPr>
-        <w:t>■ 지방세법 시행령</w:t>
-      </w:r>
-      <w:r>
-        <w:rPr>
-          <w:rFonts w:ascii="맑은 고딕" w:hAnsi="맑은 고딕" w:eastAsia="맑은 고딕" w:cs="맑은 고딕"/>
-          <w:color w:val="000000"/>
-        </w:rPr>
-        <w:br/>
-      </w:r>
-      <w:r>
-        <w:rPr>
-          <w:rFonts w:ascii="맑은 고딕" w:hAnsi="맑은 고딕" w:eastAsia="맑은 고딕" w:cs="맑은 고딕"/>
-          <w:color w:val="000000"/>
-        </w:rPr>
-        <w:t>제5조(시설의 범위)</w:t>
-      </w:r>
-      <w:r>
-        <w:rPr>
-          <w:rFonts w:ascii="맑은 고딕" w:hAnsi="맑은 고딕" w:eastAsia="맑은 고딕" w:cs="맑은 고딕"/>
-          <w:color w:val="000000"/>
-        </w:rPr>
-        <w:br/>
-      </w:r>
-      <w:r>
-        <w:rPr>
-          <w:rFonts w:ascii="맑은 고딕" w:hAnsi="맑은 고딕" w:eastAsia="맑은 고딕" w:cs="맑은 고딕"/>
-          <w:color w:val="000000"/>
-        </w:rPr>
-        <w:t>① 법 제6조 제4호에 따른 레저시설, 저장시설, 도크(dock)시설, 접안시설, 도관시설, 급수·배수시설 및 에너지 공급시설은 다음 각 호에서 정하는 시설로 한다.</w:t>
-      </w:r>
-      <w:r>
-        <w:rPr>
-          <w:rFonts w:ascii="맑은 고딕" w:hAnsi="맑은 고딕" w:eastAsia="맑은 고딕" w:cs="맑은 고딕"/>
-          <w:color w:val="000000"/>
-        </w:rPr>
-        <w:br/>
-      </w:r>
-      <w:r>
-        <w:rPr>
-          <w:rFonts w:ascii="맑은 고딕" w:hAnsi="맑은 고딕" w:eastAsia="맑은 고딕" w:cs="맑은 고딕"/>
-          <w:color w:val="000000"/>
-        </w:rPr>
-        <w:t>2. 저장시설: 수조, 저유조, 저장창고, 저장조 등의 옥외저장시설(다른 시설과 유기적으로 관련되어 있고 일시적으로 저장기능을 하는 시설을 포함한다)</w:t>
-      </w:r>
-      <w:r>
-        <w:rPr>
-          <w:rFonts w:ascii="맑은 고딕" w:hAnsi="맑은 고딕" w:eastAsia="맑은 고딕" w:cs="맑은 고딕"/>
-          <w:color w:val="000000"/>
-        </w:rPr>
-        <w:br/>
-      </w:r>
-      <w:r>
-        <w:rPr>
-          <w:rFonts w:ascii="맑은 고딕" w:hAnsi="맑은 고딕" w:eastAsia="맑은 고딕" w:cs="맑은 고딕"/>
-          <w:color w:val="000000"/>
-        </w:rPr>
-        <w:t>■ 건축법</w:t>
-      </w:r>
-      <w:r>
-        <w:rPr>
-          <w:rFonts w:ascii="맑은 고딕" w:hAnsi="맑은 고딕" w:eastAsia="맑은 고딕" w:cs="맑은 고딕"/>
-          <w:color w:val="000000"/>
-        </w:rPr>
-        <w:br/>
-      </w:r>
-      <w:r>
-        <w:rPr>
-          <w:rFonts w:ascii="맑은 고딕" w:hAnsi="맑은 고딕" w:eastAsia="맑은 고딕" w:cs="맑은 고딕"/>
-          <w:color w:val="000000"/>
-        </w:rPr>
-        <w:t>제2조(정의)</w:t>
-      </w:r>
-      <w:r>
-        <w:rPr>
-          <w:rFonts w:ascii="맑은 고딕" w:hAnsi="맑은 고딕" w:eastAsia="맑은 고딕" w:cs="맑은 고딕"/>
-          <w:color w:val="000000"/>
-        </w:rPr>
-        <w:br/>
-      </w:r>
-      <w:r>
-        <w:rPr>
-          <w:rFonts w:ascii="맑은 고딕" w:hAnsi="맑은 고딕" w:eastAsia="맑은 고딕" w:cs="맑은 고딕"/>
-          <w:color w:val="000000"/>
-        </w:rPr>
-        <w:t>① 이 법에서 사용하는 용어의 뜻은 다음과 같다.</w:t>
-      </w:r>
-      <w:r>
-        <w:rPr>
-          <w:rFonts w:ascii="맑은 고딕" w:hAnsi="맑은 고딕" w:eastAsia="맑은 고딕" w:cs="맑은 고딕"/>
-          <w:color w:val="000000"/>
-        </w:rPr>
-        <w:br/>
-      </w:r>
-      <w:r>
-        <w:rPr>
-          <w:rFonts w:ascii="맑은 고딕" w:hAnsi="맑은 고딕" w:eastAsia="맑은 고딕" w:cs="맑은 고딕"/>
-          <w:color w:val="000000"/>
-        </w:rPr>
-        <w:t>2. "건축물"이란 토지에 정착(定着)하는 공작물 중 지붕과 기둥 또는 벽이 있는 것과 이에 딸린 시설물, 지하나 고가(高架)의 공작물에 설치하는 사무소·공연장·점포·차고·창고, 그 밖에 대통령령으로 정하는 것을 말한다.</w:t>
-      </w:r>
-      <w:r>
-        <w:rPr>
-          <w:rFonts w:ascii="맑은 고딕" w:hAnsi="맑은 고딕" w:eastAsia="맑은 고딕" w:cs="맑은 고딕"/>
-          <w:color w:val="000000"/>
-        </w:rPr>
-        <w:br/>
-      </w:r>
-      <w:r>
-        <w:rPr>
-          <w:rFonts w:ascii="맑은 고딕" w:hAnsi="맑은 고딕" w:eastAsia="맑은 고딕" w:cs="맑은 고딕"/>
-          <w:color w:val="000000"/>
-        </w:rPr>
-        <w:t>■ 건축법 시행령</w:t>
-      </w:r>
-      <w:r>
-        <w:rPr>
-          <w:rFonts w:ascii="맑은 고딕" w:hAnsi="맑은 고딕" w:eastAsia="맑은 고딕" w:cs="맑은 고딕"/>
-          <w:color w:val="000000"/>
-        </w:rPr>
-        <w:br/>
-      </w:r>
-      <w:r>
-        <w:rPr>
-          <w:rFonts w:ascii="맑은 고딕" w:hAnsi="맑은 고딕" w:eastAsia="맑은 고딕" w:cs="맑은 고딕"/>
-          <w:color w:val="000000"/>
-        </w:rPr>
-        <w:t>제3조의4(용도별 건축물의 종류)</w:t>
-      </w:r>
-      <w:r>
-        <w:rPr>
-          <w:rFonts w:ascii="맑은 고딕" w:hAnsi="맑은 고딕" w:eastAsia="맑은 고딕" w:cs="맑은 고딕"/>
-          <w:color w:val="000000"/>
-        </w:rPr>
-        <w:br/>
-      </w:r>
-      <w:r>
-        <w:rPr>
-          <w:rFonts w:ascii="맑은 고딕" w:hAnsi="맑은 고딕" w:eastAsia="맑은 고딕" w:cs="맑은 고딕"/>
-          <w:color w:val="000000"/>
-        </w:rPr>
-        <w:t>법 제2조 제2항 각 호의 용도에 속하는 건축물의 종류는 …</w:t>
+        <w:t>⑪ 저장시설: 수조, 저유조, 저장창고, 저장조 등의 옥외저장시설(다른 시설과 유기적으로 관련되어 있고 일시적으로 저장기능을 하는 시설을 포함한다) ■ 건축법 제2조(정의) ① 이 법에서 사용하는 용어의 뜻은 다음과 같다. "건축물"이란 토지에 정착(定着)하는 공작물 중 지붕과 기둥 또는 벽이 있는 것과 이에 딸린 시설물, 지하나 고가(高架)의 공작물에 설치하는 사무소·공연장·점포·차고·창고, 그 밖에 대통령령으로 정하는 것을 말한다. ■ 건축법 시행령 제3조의4(용도별 건축물의 종류) 법 제2조 제2항 각 호의 용도에 속하는 건축물의 종류는 …</w:t>
       </w:r>
     </w:p>
     <w:p>

--- a/블로그글작성/판례/폐기물_대법원_시리즈/판례_대법원2014두11038_폐기물파쇄시설.docx
+++ b/블로그글작성/판례/폐기물_대법원_시리즈/판례_대법원2014두11038_폐기물파쇄시설.docx
@@ -321,6 +321,174 @@
           </w:p>
         </w:tc>
       </w:tr>
+      <w:tr>
+        <w:tc>
+          <w:tcPr>
+            <w:tcW w:type="pct" w:w="1200"/>
+            <w:shd w:val="clear" w:color="auto" w:fill="F2F2F2"/>
+          </w:tcPr>
+          <w:p>
+            <w:pPr>
+              <w:autoSpaceDE w:val="0"/>
+              <w:autoSpaceDN w:val="0"/>
+            </w:pPr>
+            <w:r>
+              <w:rPr>
+                <w:rFonts w:ascii="맑은 고딕" w:hAnsi="맑은 고딕" w:eastAsia="맑은 고딕" w:cs="맑은 고딕"/>
+                <w:b/>
+                <w:color w:val="000000"/>
+                <w:sz w:val="19"/>
+              </w:rPr>
+              <w:t>당사자</w:t>
+            </w:r>
+          </w:p>
+        </w:tc>
+        <w:tc>
+          <w:tcPr>
+            <w:tcW w:type="pct" w:w="3800"/>
+          </w:tcPr>
+          <w:p>
+            <w:pPr>
+              <w:autoSpaceDE w:val="0"/>
+              <w:autoSpaceDN w:val="0"/>
+            </w:pPr>
+            <w:r>
+              <w:rPr>
+                <w:rFonts w:ascii="맑은 고딕" w:hAnsi="맑은 고딕" w:eastAsia="맑은 고딕" w:cs="맑은 고딕"/>
+                <w:color w:val="000000"/>
+                <w:sz w:val="19"/>
+              </w:rPr>
+              <w:t>원고 건설폐기물 중간처리업체 · 피고 과세관청</w:t>
+            </w:r>
+          </w:p>
+        </w:tc>
+      </w:tr>
+      <w:tr>
+        <w:tc>
+          <w:tcPr>
+            <w:tcW w:type="pct" w:w="1200"/>
+            <w:shd w:val="clear" w:color="auto" w:fill="F2F2F2"/>
+          </w:tcPr>
+          <w:p>
+            <w:pPr>
+              <w:autoSpaceDE w:val="0"/>
+              <w:autoSpaceDN w:val="0"/>
+            </w:pPr>
+            <w:r>
+              <w:rPr>
+                <w:rFonts w:ascii="맑은 고딕" w:hAnsi="맑은 고딕" w:eastAsia="맑은 고딕" w:cs="맑은 고딕"/>
+                <w:b/>
+                <w:color w:val="000000"/>
+                <w:sz w:val="19"/>
+              </w:rPr>
+              <w:t>사건종류</w:t>
+            </w:r>
+          </w:p>
+        </w:tc>
+        <w:tc>
+          <w:tcPr>
+            <w:tcW w:type="pct" w:w="3800"/>
+          </w:tcPr>
+          <w:p>
+            <w:pPr>
+              <w:autoSpaceDE w:val="0"/>
+              <w:autoSpaceDN w:val="0"/>
+            </w:pPr>
+            <w:r>
+              <w:rPr>
+                <w:rFonts w:ascii="맑은 고딕" w:hAnsi="맑은 고딕" w:eastAsia="맑은 고딕" w:cs="맑은 고딕"/>
+                <w:color w:val="000000"/>
+                <w:sz w:val="19"/>
+              </w:rPr>
+              <w:t>일반행정 (폐기물처리 사업장내 보관시설 및 파쇄시설을 건축물로 볼 수 있는지)</w:t>
+            </w:r>
+          </w:p>
+        </w:tc>
+      </w:tr>
+      <w:tr>
+        <w:tc>
+          <w:tcPr>
+            <w:tcW w:type="pct" w:w="1200"/>
+            <w:shd w:val="clear" w:color="auto" w:fill="F2F2F2"/>
+          </w:tcPr>
+          <w:p>
+            <w:pPr>
+              <w:autoSpaceDE w:val="0"/>
+              <w:autoSpaceDN w:val="0"/>
+            </w:pPr>
+            <w:r>
+              <w:rPr>
+                <w:rFonts w:ascii="맑은 고딕" w:hAnsi="맑은 고딕" w:eastAsia="맑은 고딕" w:cs="맑은 고딕"/>
+                <w:b/>
+                <w:color w:val="000000"/>
+                <w:sz w:val="19"/>
+              </w:rPr>
+              <w:t>원심</w:t>
+            </w:r>
+          </w:p>
+        </w:tc>
+        <w:tc>
+          <w:tcPr>
+            <w:tcW w:type="pct" w:w="3800"/>
+          </w:tcPr>
+          <w:p>
+            <w:pPr>
+              <w:autoSpaceDE w:val="0"/>
+              <w:autoSpaceDN w:val="0"/>
+            </w:pPr>
+            <w:r>
+              <w:rPr>
+                <w:rFonts w:ascii="맑은 고딕" w:hAnsi="맑은 고딕" w:eastAsia="맑은 고딕" w:cs="맑은 고딕"/>
+                <w:color w:val="000000"/>
+                <w:sz w:val="19"/>
+              </w:rPr>
+              <w:t>서울고법 2013누29164 (2014. 7. 11.)</w:t>
+            </w:r>
+          </w:p>
+        </w:tc>
+      </w:tr>
+      <w:tr>
+        <w:tc>
+          <w:tcPr>
+            <w:tcW w:type="pct" w:w="1200"/>
+            <w:shd w:val="clear" w:color="auto" w:fill="F2F2F2"/>
+          </w:tcPr>
+          <w:p>
+            <w:pPr>
+              <w:autoSpaceDE w:val="0"/>
+              <w:autoSpaceDN w:val="0"/>
+            </w:pPr>
+            <w:r>
+              <w:rPr>
+                <w:rFonts w:ascii="맑은 고딕" w:hAnsi="맑은 고딕" w:eastAsia="맑은 고딕" w:cs="맑은 고딕"/>
+                <w:b/>
+                <w:color w:val="000000"/>
+                <w:sz w:val="19"/>
+              </w:rPr>
+              <w:t>결과</w:t>
+            </w:r>
+          </w:p>
+        </w:tc>
+        <w:tc>
+          <w:tcPr>
+            <w:tcW w:type="pct" w:w="3800"/>
+          </w:tcPr>
+          <w:p>
+            <w:pPr>
+              <w:autoSpaceDE w:val="0"/>
+              <w:autoSpaceDN w:val="0"/>
+            </w:pPr>
+            <w:r>
+              <w:rPr>
+                <w:rFonts w:ascii="맑은 고딕" w:hAnsi="맑은 고딕" w:eastAsia="맑은 고딕" w:cs="맑은 고딕"/>
+                <w:color w:val="000000"/>
+                <w:sz w:val="19"/>
+              </w:rPr>
+              <w:t>심리불속행 상고기각 (원심 확정)</w:t>
+            </w:r>
+          </w:p>
+        </w:tc>
+      </w:tr>
     </w:tbl>
     <w:p>
       <w:pPr>
@@ -649,7 +817,7 @@
           <w:rFonts w:ascii="맑은 고딕" w:hAnsi="맑은 고딕" w:eastAsia="맑은 고딕" w:cs="맑은 고딕"/>
           <w:color w:val="000000"/>
         </w:rPr>
-        <w:t>파쇄시설은 기계장치, 보관시설은 토지의 정착물에 불과하여 별도의 시설물로 볼 수 없어, 건축물 또는 저장시설에 해당하지 않아 별도합산 적용 불가함</w:t>
+        <w:t>① 파쇄시설은 기계장치, 보관시설은 토지의 정착물에 불과하여 별도의 시설물로 볼 수 없어, 건축물 또는 저장시설에 해당하지 않아 별도합산 적용 불가함</w:t>
       </w:r>
     </w:p>
     <w:p>

--- a/블로그글작성/판례/폐기물_대법원_시리즈/판례_대법원2014두11038_폐기물파쇄시설.docx
+++ b/블로그글작성/판례/폐기물_대법원_시리즈/판례_대법원2014두11038_폐기물파쇄시설.docx
@@ -321,174 +321,6 @@
           </w:p>
         </w:tc>
       </w:tr>
-      <w:tr>
-        <w:tc>
-          <w:tcPr>
-            <w:tcW w:type="pct" w:w="1200"/>
-            <w:shd w:val="clear" w:color="auto" w:fill="F2F2F2"/>
-          </w:tcPr>
-          <w:p>
-            <w:pPr>
-              <w:autoSpaceDE w:val="0"/>
-              <w:autoSpaceDN w:val="0"/>
-            </w:pPr>
-            <w:r>
-              <w:rPr>
-                <w:rFonts w:ascii="맑은 고딕" w:hAnsi="맑은 고딕" w:eastAsia="맑은 고딕" w:cs="맑은 고딕"/>
-                <w:b/>
-                <w:color w:val="000000"/>
-                <w:sz w:val="19"/>
-              </w:rPr>
-              <w:t>당사자</w:t>
-            </w:r>
-          </w:p>
-        </w:tc>
-        <w:tc>
-          <w:tcPr>
-            <w:tcW w:type="pct" w:w="3800"/>
-          </w:tcPr>
-          <w:p>
-            <w:pPr>
-              <w:autoSpaceDE w:val="0"/>
-              <w:autoSpaceDN w:val="0"/>
-            </w:pPr>
-            <w:r>
-              <w:rPr>
-                <w:rFonts w:ascii="맑은 고딕" w:hAnsi="맑은 고딕" w:eastAsia="맑은 고딕" w:cs="맑은 고딕"/>
-                <w:color w:val="000000"/>
-                <w:sz w:val="19"/>
-              </w:rPr>
-              <w:t>원고 건설폐기물 중간처리업체 · 피고 과세관청</w:t>
-            </w:r>
-          </w:p>
-        </w:tc>
-      </w:tr>
-      <w:tr>
-        <w:tc>
-          <w:tcPr>
-            <w:tcW w:type="pct" w:w="1200"/>
-            <w:shd w:val="clear" w:color="auto" w:fill="F2F2F2"/>
-          </w:tcPr>
-          <w:p>
-            <w:pPr>
-              <w:autoSpaceDE w:val="0"/>
-              <w:autoSpaceDN w:val="0"/>
-            </w:pPr>
-            <w:r>
-              <w:rPr>
-                <w:rFonts w:ascii="맑은 고딕" w:hAnsi="맑은 고딕" w:eastAsia="맑은 고딕" w:cs="맑은 고딕"/>
-                <w:b/>
-                <w:color w:val="000000"/>
-                <w:sz w:val="19"/>
-              </w:rPr>
-              <w:t>사건종류</w:t>
-            </w:r>
-          </w:p>
-        </w:tc>
-        <w:tc>
-          <w:tcPr>
-            <w:tcW w:type="pct" w:w="3800"/>
-          </w:tcPr>
-          <w:p>
-            <w:pPr>
-              <w:autoSpaceDE w:val="0"/>
-              <w:autoSpaceDN w:val="0"/>
-            </w:pPr>
-            <w:r>
-              <w:rPr>
-                <w:rFonts w:ascii="맑은 고딕" w:hAnsi="맑은 고딕" w:eastAsia="맑은 고딕" w:cs="맑은 고딕"/>
-                <w:color w:val="000000"/>
-                <w:sz w:val="19"/>
-              </w:rPr>
-              <w:t>일반행정 (폐기물처리 사업장내 보관시설 및 파쇄시설을 건축물로 볼 수 있는지)</w:t>
-            </w:r>
-          </w:p>
-        </w:tc>
-      </w:tr>
-      <w:tr>
-        <w:tc>
-          <w:tcPr>
-            <w:tcW w:type="pct" w:w="1200"/>
-            <w:shd w:val="clear" w:color="auto" w:fill="F2F2F2"/>
-          </w:tcPr>
-          <w:p>
-            <w:pPr>
-              <w:autoSpaceDE w:val="0"/>
-              <w:autoSpaceDN w:val="0"/>
-            </w:pPr>
-            <w:r>
-              <w:rPr>
-                <w:rFonts w:ascii="맑은 고딕" w:hAnsi="맑은 고딕" w:eastAsia="맑은 고딕" w:cs="맑은 고딕"/>
-                <w:b/>
-                <w:color w:val="000000"/>
-                <w:sz w:val="19"/>
-              </w:rPr>
-              <w:t>원심</w:t>
-            </w:r>
-          </w:p>
-        </w:tc>
-        <w:tc>
-          <w:tcPr>
-            <w:tcW w:type="pct" w:w="3800"/>
-          </w:tcPr>
-          <w:p>
-            <w:pPr>
-              <w:autoSpaceDE w:val="0"/>
-              <w:autoSpaceDN w:val="0"/>
-            </w:pPr>
-            <w:r>
-              <w:rPr>
-                <w:rFonts w:ascii="맑은 고딕" w:hAnsi="맑은 고딕" w:eastAsia="맑은 고딕" w:cs="맑은 고딕"/>
-                <w:color w:val="000000"/>
-                <w:sz w:val="19"/>
-              </w:rPr>
-              <w:t>서울고법 2013누29164 (2014. 7. 11.)</w:t>
-            </w:r>
-          </w:p>
-        </w:tc>
-      </w:tr>
-      <w:tr>
-        <w:tc>
-          <w:tcPr>
-            <w:tcW w:type="pct" w:w="1200"/>
-            <w:shd w:val="clear" w:color="auto" w:fill="F2F2F2"/>
-          </w:tcPr>
-          <w:p>
-            <w:pPr>
-              <w:autoSpaceDE w:val="0"/>
-              <w:autoSpaceDN w:val="0"/>
-            </w:pPr>
-            <w:r>
-              <w:rPr>
-                <w:rFonts w:ascii="맑은 고딕" w:hAnsi="맑은 고딕" w:eastAsia="맑은 고딕" w:cs="맑은 고딕"/>
-                <w:b/>
-                <w:color w:val="000000"/>
-                <w:sz w:val="19"/>
-              </w:rPr>
-              <w:t>결과</w:t>
-            </w:r>
-          </w:p>
-        </w:tc>
-        <w:tc>
-          <w:tcPr>
-            <w:tcW w:type="pct" w:w="3800"/>
-          </w:tcPr>
-          <w:p>
-            <w:pPr>
-              <w:autoSpaceDE w:val="0"/>
-              <w:autoSpaceDN w:val="0"/>
-            </w:pPr>
-            <w:r>
-              <w:rPr>
-                <w:rFonts w:ascii="맑은 고딕" w:hAnsi="맑은 고딕" w:eastAsia="맑은 고딕" w:cs="맑은 고딕"/>
-                <w:color w:val="000000"/>
-                <w:sz w:val="19"/>
-              </w:rPr>
-              <w:t>심리불속행 상고기각 (원심 확정)</w:t>
-            </w:r>
-          </w:p>
-        </w:tc>
-      </w:tr>
     </w:tbl>
     <w:p>
       <w:pPr>
@@ -541,6 +373,13 @@
           <w:rFonts w:ascii="맑은 고딕" w:hAnsi="맑은 고딕" w:eastAsia="맑은 고딕" w:cs="맑은 고딕"/>
           <w:color w:val="000000"/>
         </w:rPr>
+        <w:br/>
+      </w:r>
+      <w:r>
+        <w:rPr>
+          <w:rFonts w:ascii="맑은 고딕" w:hAnsi="맑은 고딕" w:eastAsia="맑은 고딕" w:cs="맑은 고딕"/>
+          <w:color w:val="000000"/>
+        </w:rPr>
         <w:t>② 피고는 이 사건 토지 중 68,449㎡는 종합합산과세대상으로, 1,568㎡는 별도합산과세대상으로, 2,866㎡는 과세면제대상으로 구분하고, 위 구분에 따라 2011. 9. 6. 원고에게 재산세 88,470,090원, 지방교육세 17,694,010원을 부과·고지하였다.</w:t>
       </w:r>
       <w:r>
@@ -555,6 +394,13 @@
           <w:rFonts w:ascii="맑은 고딕" w:hAnsi="맑은 고딕" w:eastAsia="맑은 고딕" w:cs="맑은 고딕"/>
           <w:color w:val="000000"/>
         </w:rPr>
+        <w:br/>
+      </w:r>
+      <w:r>
+        <w:rPr>
+          <w:rFonts w:ascii="맑은 고딕" w:hAnsi="맑은 고딕" w:eastAsia="맑은 고딕" w:cs="맑은 고딕"/>
+          <w:color w:val="000000"/>
+        </w:rPr>
         <w:t>③ 원고는 이에 불복하여 2011. 9. 23. 이의신청을 거쳐, 2011. 12. 16. 이 사건 토지 중 파쇄시설, 보관시설, 건축물의 부속토지는 별도합산과세대상으로 구분되어야 한다고 주장하며 조세심판원에 심판청구를 제기하였다.</w:t>
       </w:r>
       <w:r>
@@ -569,6 +415,13 @@
           <w:rFonts w:ascii="맑은 고딕" w:hAnsi="맑은 고딕" w:eastAsia="맑은 고딕" w:cs="맑은 고딕"/>
           <w:color w:val="000000"/>
         </w:rPr>
+        <w:br/>
+      </w:r>
+      <w:r>
+        <w:rPr>
+          <w:rFonts w:ascii="맑은 고딕" w:hAnsi="맑은 고딕" w:eastAsia="맑은 고딕" w:cs="맑은 고딕"/>
+          <w:color w:val="000000"/>
+        </w:rPr>
         <w:t>④ 조세심판원은 원고의 위 주장을 일부 받아들여 2012. 10. 4. ‘00시 000구 00동 273-1 및 273-3에 소재하는 건축물(바닥면적 1,211.82㎡)의 부속토지는 당해 건축물의 바닥면적에「지방세법 시행령」제101조제2항에서 규정한 용도지역별 적용배율을 곱하여 산출한 면적으로 하여 그 과세표준과 세액을 경정하고, 00시 000구 00동 273-5 일대에 소재하는 보관시설(수평투영면적 900㎡)은「지방세법 시행령」제5조제1항 제2호에서 규정한 저장시설로 보아 그 수평투영면적에「지방세법 시행령」제101조제2항에서 규정한 용도지역별 적용배율을 곱한 토지 면적을 별도합산 과세대상으로 하여 그 과세표준과 세액을 경정한다.</w:t>
       </w:r>
       <w:r>
@@ -583,7 +436,21 @@
           <w:rFonts w:ascii="맑은 고딕" w:hAnsi="맑은 고딕" w:eastAsia="맑은 고딕" w:cs="맑은 고딕"/>
           <w:color w:val="000000"/>
         </w:rPr>
+        <w:br/>
+      </w:r>
+      <w:r>
+        <w:rPr>
+          <w:rFonts w:ascii="맑은 고딕" w:hAnsi="맑은 고딕" w:eastAsia="맑은 고딕" w:cs="맑은 고딕"/>
+          <w:color w:val="000000"/>
+        </w:rPr>
         <w:t>⑤ 나머지 심판청구는 기각한다’는 결정을 하였다.</w:t>
+      </w:r>
+      <w:r>
+        <w:rPr>
+          <w:rFonts w:ascii="맑은 고딕" w:hAnsi="맑은 고딕" w:eastAsia="맑은 고딕" w:cs="맑은 고딕"/>
+          <w:color w:val="000000"/>
+        </w:rPr>
+        <w:br/>
       </w:r>
       <w:r>
         <w:rPr>
@@ -636,6 +503,8 @@
         <w:rPr>
           <w:rFonts w:ascii="맑은 고딕" w:hAnsi="맑은 고딕" w:eastAsia="맑은 고딕" w:cs="맑은 고딕"/>
           <w:color w:val="000000"/>
+          <w:u w:val="single"/>
+          <w:shd w:val="clear" w:color="auto" w:fill="FFF2CC"/>
         </w:rPr>
         <w:t>① 토지에 콘크리트 포장을 한 것(가림막을 추가하였다 하여 달리 볼 것은 아니다)에 불과하여 토지의 정착물로서 그 구성부분이 될 뿐, 이 사건 건물과 일체가 되어 건물의 이용에 필요·불가결한 시설물이라고 보기는 어렵다(원고가 추가로 들고 있는 건축법 시행령 제3조의4 별표 1의 규정은 건축법 제2조 제1항 제2호의 건축물에 해당함을 전제로 위 건축물의 용도를 구분하기 위한 규정에 지나지 않는다). 따라서 원고의 이 부분 주장은 이유 없다.</w:t>
       </w:r>
@@ -651,6 +520,15 @@
           <w:rFonts w:ascii="맑은 고딕" w:hAnsi="맑은 고딕" w:eastAsia="맑은 고딕" w:cs="맑은 고딕"/>
           <w:color w:val="000000"/>
         </w:rPr>
+        <w:br/>
+      </w:r>
+      <w:r>
+        <w:rPr>
+          <w:rFonts w:ascii="맑은 고딕" w:hAnsi="맑은 고딕" w:eastAsia="맑은 고딕" w:cs="맑은 고딕"/>
+          <w:color w:val="000000"/>
+          <w:u w:val="single"/>
+          <w:shd w:val="clear" w:color="auto" w:fill="FFF2CC"/>
+        </w:rPr>
         <w:t>② 다음으로 이 사건 보관시설을「지방세법 시행령」제5조제1항 제2호의 옥외저장시설로 보아 별도합산과세대상으로 구분하는 것이 가능한지 살피도록 한다.「지방세법」제6조제4호가 "토지에 정착하거나 지하 또는 다른 구조물에 설치하는 저장시설"도 건축물에 해당한다고 규정하고 있음은 앞서 본 바와 같다.</w:t>
       </w:r>
       <w:r>
@@ -665,6 +543,13 @@
           <w:rFonts w:ascii="맑은 고딕" w:hAnsi="맑은 고딕" w:eastAsia="맑은 고딕" w:cs="맑은 고딕"/>
           <w:color w:val="000000"/>
         </w:rPr>
+        <w:br/>
+      </w:r>
+      <w:r>
+        <w:rPr>
+          <w:rFonts w:ascii="맑은 고딕" w:hAnsi="맑은 고딕" w:eastAsia="맑은 고딕" w:cs="맑은 고딕"/>
+          <w:color w:val="000000"/>
+        </w:rPr>
         <w:t>③ 또한,「지방세법 시행령」제5조제1항 제2호는 위 저장시설을 "수조, 저유조, 저장창고, 저장조 등의 옥외저장시설(다른 시설과 유기적으로 관련되어 있고 일시적으로 저장기능을 하는 시설을 포함한다)"이라고 정의하고 있다.</w:t>
       </w:r>
       <w:r>
@@ -679,6 +564,13 @@
           <w:rFonts w:ascii="맑은 고딕" w:hAnsi="맑은 고딕" w:eastAsia="맑은 고딕" w:cs="맑은 고딕"/>
           <w:color w:val="000000"/>
         </w:rPr>
+        <w:br/>
+      </w:r>
+      <w:r>
+        <w:rPr>
+          <w:rFonts w:ascii="맑은 고딕" w:hAnsi="맑은 고딕" w:eastAsia="맑은 고딕" w:cs="맑은 고딕"/>
+          <w:color w:val="000000"/>
+        </w:rPr>
         <w:t>④ 한편 위 규정에 따라 독립된 취득세, 재산세의 과세대상이 되기 위해서는 토지와 구분되는 일정 시설이 존재할 것을 요하는데, 이 사건 보관시설의 경우 토지에 콘크리트 포장을 한 것으로서 토지 구성부분에 지나지 않음은 앞서 본 바와 같다.</w:t>
       </w:r>
       <w:r>
@@ -693,6 +585,15 @@
           <w:rFonts w:ascii="맑은 고딕" w:hAnsi="맑은 고딕" w:eastAsia="맑은 고딕" w:cs="맑은 고딕"/>
           <w:color w:val="000000"/>
         </w:rPr>
+        <w:br/>
+      </w:r>
+      <w:r>
+        <w:rPr>
+          <w:rFonts w:ascii="맑은 고딕" w:hAnsi="맑은 고딕" w:eastAsia="맑은 고딕" w:cs="맑은 고딕"/>
+          <w:color w:val="000000"/>
+          <w:u w:val="single"/>
+          <w:shd w:val="clear" w:color="auto" w:fill="FFF2CC"/>
+        </w:rPr>
         <w:t>⑤ 따라서 원고의 이 부분 주장도 이유 없다.</w:t>
       </w:r>
       <w:r>
@@ -707,6 +608,13 @@
           <w:rFonts w:ascii="맑은 고딕" w:hAnsi="맑은 고딕" w:eastAsia="맑은 고딕" w:cs="맑은 고딕"/>
           <w:color w:val="000000"/>
         </w:rPr>
+        <w:br/>
+      </w:r>
+      <w:r>
+        <w:rPr>
+          <w:rFonts w:ascii="맑은 고딕" w:hAnsi="맑은 고딕" w:eastAsia="맑은 고딕" w:cs="맑은 고딕"/>
+          <w:color w:val="000000"/>
+        </w:rPr>
         <w:t>⑥ 결 론 그렇다면, 원고의 이 사건 청구는 이유 없으므로 이를 기각하기로 하여 주문과 같이 판결한다. ---------------------------------------------------------------------------- 【관계법령】 ■ 지방세법 제104조(정의) 재산세에서 사용하는 용어의 뜻은 다음과 같다. "건축물"이란 제6조 제4호에 따른 건축물을 말한다.</w:t>
       </w:r>
       <w:r>
@@ -721,6 +629,13 @@
           <w:rFonts w:ascii="맑은 고딕" w:hAnsi="맑은 고딕" w:eastAsia="맑은 고딕" w:cs="맑은 고딕"/>
           <w:color w:val="000000"/>
         </w:rPr>
+        <w:br/>
+      </w:r>
+      <w:r>
+        <w:rPr>
+          <w:rFonts w:ascii="맑은 고딕" w:hAnsi="맑은 고딕" w:eastAsia="맑은 고딕" w:cs="맑은 고딕"/>
+          <w:color w:val="000000"/>
+        </w:rPr>
         <w:t>⑦ 제6조(정의) 취득세에서 사용하는 용어의 뜻은 다음 각 호와 같다. "건축물"이란「건축법」 제2조제1항 제2호에 따른 건축물(이와 유사한 형태의 건축물을 포함한다)과 토지에 정착하거나 지하 또는 다른 구조물에 설치하는 레저시설, 저장시설, 도크(dock)시설, 접안시설, 도관시설, 급수·배수시설, 에너지 공급시설 및 그 밖에 이와 유사한 시설(이에 딸린 시설을 포함한다)로서 대통령령으로 정하는 것을 말한다.</w:t>
       </w:r>
       <w:r>
@@ -735,6 +650,13 @@
           <w:rFonts w:ascii="맑은 고딕" w:hAnsi="맑은 고딕" w:eastAsia="맑은 고딕" w:cs="맑은 고딕"/>
           <w:color w:val="000000"/>
         </w:rPr>
+        <w:br/>
+      </w:r>
+      <w:r>
+        <w:rPr>
+          <w:rFonts w:ascii="맑은 고딕" w:hAnsi="맑은 고딕" w:eastAsia="맑은 고딕" w:cs="맑은 고딕"/>
+          <w:color w:val="000000"/>
+        </w:rPr>
         <w:t>⑧ 제106조(과세대상의 구분) ① 토지에 대한 재산세 과세대상은 다음 각 호에 따라 종합합산과세대상, 별도합산과세대상 및 분리과세대상으로 구분한다.</w:t>
       </w:r>
       <w:r>
@@ -749,6 +671,13 @@
           <w:rFonts w:ascii="맑은 고딕" w:hAnsi="맑은 고딕" w:eastAsia="맑은 고딕" w:cs="맑은 고딕"/>
           <w:color w:val="000000"/>
         </w:rPr>
+        <w:br/>
+      </w:r>
+      <w:r>
+        <w:rPr>
+          <w:rFonts w:ascii="맑은 고딕" w:hAnsi="맑은 고딕" w:eastAsia="맑은 고딕" w:cs="맑은 고딕"/>
+          <w:color w:val="000000"/>
+        </w:rPr>
         <w:t>⑨ 별도합산과세대상: 과세기준일 현재 납세의무자가 소유하고 있는 토지 중 다음 각 목의 어느 하나에 해당하는 토지. 다만, 제1호가목 및 나목에 따른 토지는 별도합산과세대상으로 보지 아니한다.</w:t>
       </w:r>
       <w:r>
@@ -763,7 +692,21 @@
           <w:rFonts w:ascii="맑은 고딕" w:hAnsi="맑은 고딕" w:eastAsia="맑은 고딕" w:cs="맑은 고딕"/>
           <w:color w:val="000000"/>
         </w:rPr>
+        <w:br/>
+      </w:r>
+      <w:r>
+        <w:rPr>
+          <w:rFonts w:ascii="맑은 고딕" w:hAnsi="맑은 고딕" w:eastAsia="맑은 고딕" w:cs="맑은 고딕"/>
+          <w:color w:val="000000"/>
+        </w:rPr>
         <w:t>⑩ 공장용 건축물의 부속토지 등 대통령령으로 정하는 건축물의 부속토지 ■ 지방세법 시행령 제5조(시설의 범위) ① 법 제6조 제4호에 따른 레저시설, 저장시설, 도크(dock)시설, 접안시설, 도관시설, 급수·배수시설 및 에너지 공급시설은 다음 각 호에서 정하는 시설로 한다.</w:t>
+      </w:r>
+      <w:r>
+        <w:rPr>
+          <w:rFonts w:ascii="맑은 고딕" w:hAnsi="맑은 고딕" w:eastAsia="맑은 고딕" w:cs="맑은 고딕"/>
+          <w:color w:val="000000"/>
+        </w:rPr>
+        <w:br/>
       </w:r>
       <w:r>
         <w:rPr>
@@ -816,8 +759,9 @@
         <w:rPr>
           <w:rFonts w:ascii="맑은 고딕" w:hAnsi="맑은 고딕" w:eastAsia="맑은 고딕" w:cs="맑은 고딕"/>
           <w:color w:val="000000"/>
-        </w:rPr>
-        <w:t>① 파쇄시설은 기계장치, 보관시설은 토지의 정착물에 불과하여 별도의 시설물로 볼 수 없어, 건축물 또는 저장시설에 해당하지 않아 별도합산 적용 불가함</w:t>
+          <w:u w:val="single"/>
+        </w:rPr>
+        <w:t>파쇄시설은 기계장치, 보관시설은 토지의 정착물에 불과하여 별도의 시설물로 볼 수 없어, 건축물 또는 저장시설에 해당하지 않아 별도합산 적용 불가함</w:t>
       </w:r>
     </w:p>
     <w:p>

--- a/블로그글작성/판례/폐기물_대법원_시리즈/판례_대법원2014두11038_폐기물파쇄시설.docx
+++ b/블로그글작성/판례/폐기물_대법원_시리즈/판례_대법원2014두11038_폐기물파쇄시설.docx
@@ -502,9 +502,9 @@
       <w:r>
         <w:rPr>
           <w:rFonts w:ascii="맑은 고딕" w:hAnsi="맑은 고딕" w:eastAsia="맑은 고딕" w:cs="맑은 고딕"/>
+          <w:b/>
           <w:color w:val="000000"/>
           <w:u w:val="single"/>
-          <w:shd w:val="clear" w:color="auto" w:fill="FFF2CC"/>
         </w:rPr>
         <w:t>① 토지에 콘크리트 포장을 한 것(가림막을 추가하였다 하여 달리 볼 것은 아니다)에 불과하여 토지의 정착물로서 그 구성부분이 될 뿐, 이 사건 건물과 일체가 되어 건물의 이용에 필요·불가결한 시설물이라고 보기는 어렵다(원고가 추가로 들고 있는 건축법 시행령 제3조의4 별표 1의 규정은 건축법 제2조 제1항 제2호의 건축물에 해당함을 전제로 위 건축물의 용도를 구분하기 위한 규정에 지나지 않는다). 따라서 원고의 이 부분 주장은 이유 없다.</w:t>
       </w:r>
@@ -525,9 +525,9 @@
       <w:r>
         <w:rPr>
           <w:rFonts w:ascii="맑은 고딕" w:hAnsi="맑은 고딕" w:eastAsia="맑은 고딕" w:cs="맑은 고딕"/>
+          <w:b/>
           <w:color w:val="000000"/>
           <w:u w:val="single"/>
-          <w:shd w:val="clear" w:color="auto" w:fill="FFF2CC"/>
         </w:rPr>
         <w:t>② 다음으로 이 사건 보관시설을「지방세법 시행령」제5조제1항 제2호의 옥외저장시설로 보아 별도합산과세대상으로 구분하는 것이 가능한지 살피도록 한다.「지방세법」제6조제4호가 "토지에 정착하거나 지하 또는 다른 구조물에 설치하는 저장시설"도 건축물에 해당한다고 규정하고 있음은 앞서 본 바와 같다.</w:t>
       </w:r>
@@ -590,9 +590,9 @@
       <w:r>
         <w:rPr>
           <w:rFonts w:ascii="맑은 고딕" w:hAnsi="맑은 고딕" w:eastAsia="맑은 고딕" w:cs="맑은 고딕"/>
+          <w:b/>
           <w:color w:val="000000"/>
           <w:u w:val="single"/>
-          <w:shd w:val="clear" w:color="auto" w:fill="FFF2CC"/>
         </w:rPr>
         <w:t>⑤ 따라서 원고의 이 부분 주장도 이유 없다.</w:t>
       </w:r>

--- a/블로그글작성/판례/폐기물_대법원_시리즈/판례_대법원2014두11038_폐기물파쇄시설.docx
+++ b/블로그글작성/판례/폐기물_대법원_시리즈/판례_대법원2014두11038_폐기물파쇄시설.docx
@@ -762,6 +762,32 @@
           <w:u w:val="single"/>
         </w:rPr>
         <w:t>파쇄시설은 기계장치, 보관시설은 토지의 정착물에 불과하여 별도의 시설물로 볼 수 없어, 건축물 또는 저장시설에 해당하지 않아 별도합산 적용 불가함</w:t>
+      </w:r>
+    </w:p>
+    <w:p>
+      <w:pPr>
+        <w:pStyle w:val="2"/>
+      </w:pPr>
+      <w:r>
+        <w:t>핵심 요약</w:t>
+      </w:r>
+    </w:p>
+    <w:p>
+      <w:pPr/>
+      <w:r>
+        <w:t>폐기물처리 사업장의 파쇄시설과 보관시설을 재산세 별도합산 대상인 건축물이나 저장시설로 볼 수 있는지가 쟁점이었습니다.</w:t>
+      </w:r>
+    </w:p>
+    <w:p>
+      <w:pPr/>
+      <w:r>
+        <w:t>대법원은 파쇄시설은 기계장치에 불과하고 보관시설은 콘크리트 포장 등 토지 정착물일 뿐이어서, 건축물이나 옥외저장시설에 해당하지 않는다고 보았습니다.</w:t>
+      </w:r>
+    </w:p>
+    <w:p>
+      <w:pPr/>
+      <w:r>
+        <w:t>실무상 이런 시설의 부속토지는 별도합산이 아닌 종합합산 과세대상이 되어 세부담이 커질 수 있으니 유의해야 합니다.</w:t>
       </w:r>
     </w:p>
     <w:p>

--- a/블로그글작성/판례/폐기물_대법원_시리즈/판례_대법원2014두11038_폐기물파쇄시설.docx
+++ b/블로그글작성/판례/폐기물_대법원_시리즈/판례_대법원2014두11038_폐기물파쇄시설.docx
@@ -16,7 +16,7 @@
           <w:color w:val="000000"/>
           <w:sz w:val="30"/>
         </w:rPr>
-        <w:t>폐기물 파쇄시설·보관시설은 ‘건축물’로 볼 수 없습니다 (재산세 별도합산)</w:t>
+        <w:t>폐기물 파쇄시설·보관시설은 ‘건축물’로 볼 수 없습니다 (재산세 별도합산). (2014두11038)</w:t>
       </w:r>
     </w:p>
     <w:p>
@@ -47,12 +47,6 @@
         </w:rPr>
         <w:t>○ 폐기물처리 사업장 내 파쇄시설과 보관시설을 재산세 별도합산 대상인 건축물 또는 저장시설로 볼 수 있는지가 문제된 사건입니다. 대법원은 파쇄시설은 기계장치, 보관시설은 토지 정착물에 불과해 건축물·저장시설에 해당하지 않는다고 보았습니다.</w:t>
       </w:r>
-    </w:p>
-    <w:p>
-      <w:pPr>
-        <w:autoSpaceDE w:val="0"/>
-        <w:autoSpaceDN w:val="0"/>
-      </w:pPr>
     </w:p>
     <w:p>
       <w:pPr>
@@ -143,12 +137,6 @@
         </w:tc>
       </w:tr>
     </w:tbl>
-    <w:p>
-      <w:pPr>
-        <w:autoSpaceDE w:val="0"/>
-        <w:autoSpaceDN w:val="0"/>
-      </w:pPr>
-    </w:p>
     <w:p>
       <w:pPr>
         <w:autoSpaceDE w:val="0"/>
@@ -330,12 +318,6 @@
     </w:p>
     <w:p>
       <w:pPr>
-        <w:autoSpaceDE w:val="0"/>
-        <w:autoSpaceDN w:val="0"/>
-      </w:pPr>
-    </w:p>
-    <w:p>
-      <w:pPr>
         <w:pStyle w:val="2"/>
         <w:autoSpaceDE w:val="0"/>
         <w:autoSpaceDN w:val="0"/>
@@ -475,12 +457,6 @@
     </w:p>
     <w:p>
       <w:pPr>
-        <w:autoSpaceDE w:val="0"/>
-        <w:autoSpaceDN w:val="0"/>
-      </w:pPr>
-    </w:p>
-    <w:p>
-      <w:pPr>
         <w:pStyle w:val="2"/>
         <w:autoSpaceDE w:val="0"/>
         <w:autoSpaceDN w:val="0"/>
@@ -722,12 +698,6 @@
         </w:rPr>
         <w:t>⑪ 저장시설: 수조, 저유조, 저장창고, 저장조 등의 옥외저장시설(다른 시설과 유기적으로 관련되어 있고 일시적으로 저장기능을 하는 시설을 포함한다) ■ 건축법 제2조(정의) ① 이 법에서 사용하는 용어의 뜻은 다음과 같다. "건축물"이란 토지에 정착(定着)하는 공작물 중 지붕과 기둥 또는 벽이 있는 것과 이에 딸린 시설물, 지하나 고가(高架)의 공작물에 설치하는 사무소·공연장·점포·차고·창고, 그 밖에 대통령령으로 정하는 것을 말한다. ■ 건축법 시행령 제3조의4(용도별 건축물의 종류) 법 제2조 제2항 각 호의 용도에 속하는 건축물의 종류는 …</w:t>
       </w:r>
-    </w:p>
-    <w:p>
-      <w:pPr>
-        <w:autoSpaceDE w:val="0"/>
-        <w:autoSpaceDN w:val="0"/>
-      </w:pPr>
     </w:p>
     <w:p>
       <w:pPr>
